--- a/packages/backend/templates/title-page.docx
+++ b/packages/backend/templates/title-page.docx
@@ -45,284 +45,222 @@
           <w:sz w:val="26"/>
           <w:szCs w:val="26"/>
         </w:rPr>
-        <w:t>ФГАОУ ВО «</w:t>
-      </w:r>
-      <w:proofErr w:type="spellStart"/>
+        <w:t>ФГАОУ ВО «УрФУ имени первого Президента России Б.Н. Ельцина»</w:t>
+      </w:r>
+    </w:p>
+    <w:p>
+      <w:pPr>
+        <w:spacing w:after="0" w:line="240" w:lineRule="auto"/>
+        <w:jc w:val="center"/>
+        <w:rPr>
+          <w:rFonts w:ascii="Times New Roman" w:eastAsia="Times New Roman" w:hAnsi="Times New Roman" w:cs="Times New Roman"/>
+          <w:sz w:val="26"/>
+          <w:szCs w:val="26"/>
+        </w:rPr>
+      </w:pPr>
+      <w:r>
+        <w:rPr>
+          <w:rFonts w:ascii="Times New Roman" w:eastAsia="Times New Roman" w:hAnsi="Times New Roman" w:cs="Times New Roman"/>
+          <w:sz w:val="26"/>
+          <w:szCs w:val="26"/>
+        </w:rPr>
+        <w:t>Кафедра «школа бакалавриата (школа)»</w:t>
+      </w:r>
+    </w:p>
+    <w:p>
+      <w:pPr>
+        <w:spacing w:after="0" w:line="240" w:lineRule="auto"/>
+        <w:jc w:val="center"/>
+        <w:rPr>
+          <w:rFonts w:ascii="Times New Roman" w:eastAsia="Times New Roman" w:hAnsi="Times New Roman" w:cs="Times New Roman"/>
+          <w:sz w:val="28"/>
+          <w:szCs w:val="28"/>
+        </w:rPr>
+      </w:pPr>
+    </w:p>
+    <w:p>
+      <w:pPr>
+        <w:spacing w:after="0" w:line="240" w:lineRule="auto"/>
+        <w:jc w:val="center"/>
+        <w:rPr>
+          <w:rFonts w:ascii="Times New Roman" w:eastAsia="Times New Roman" w:hAnsi="Times New Roman" w:cs="Times New Roman"/>
+          <w:sz w:val="28"/>
+          <w:szCs w:val="28"/>
+        </w:rPr>
+      </w:pPr>
+    </w:p>
+    <w:p>
+      <w:pPr>
+        <w:spacing w:after="0" w:line="240" w:lineRule="auto"/>
+        <w:jc w:val="center"/>
+        <w:rPr>
+          <w:rFonts w:ascii="Times New Roman" w:eastAsia="Times New Roman" w:hAnsi="Times New Roman" w:cs="Times New Roman"/>
+          <w:sz w:val="28"/>
+          <w:szCs w:val="28"/>
+        </w:rPr>
+      </w:pPr>
+    </w:p>
+    <w:p>
+      <w:pPr>
+        <w:spacing w:after="0" w:line="240" w:lineRule="auto"/>
+        <w:jc w:val="right"/>
+        <w:rPr>
+          <w:rFonts w:ascii="Times New Roman" w:eastAsia="Times New Roman" w:hAnsi="Times New Roman" w:cs="Times New Roman"/>
+          <w:sz w:val="28"/>
+          <w:szCs w:val="28"/>
+        </w:rPr>
+      </w:pPr>
+    </w:p>
+    <w:p>
+      <w:pPr>
+        <w:spacing w:after="0" w:line="240" w:lineRule="auto"/>
+        <w:jc w:val="right"/>
+        <w:rPr>
+          <w:rFonts w:ascii="Times New Roman" w:eastAsia="Times New Roman" w:hAnsi="Times New Roman" w:cs="Times New Roman"/>
+          <w:sz w:val="28"/>
+          <w:szCs w:val="28"/>
+        </w:rPr>
+      </w:pPr>
+    </w:p>
+    <w:p>
+      <w:pPr>
+        <w:spacing w:after="0" w:line="240" w:lineRule="auto"/>
+        <w:ind w:left="4110" w:right="-277" w:firstLine="435"/>
+        <w:rPr>
+          <w:rFonts w:ascii="Times New Roman" w:eastAsia="Times New Roman" w:hAnsi="Times New Roman" w:cs="Times New Roman"/>
+          <w:sz w:val="28"/>
+          <w:szCs w:val="28"/>
+        </w:rPr>
+      </w:pPr>
+      <w:r>
+        <w:rPr>
+          <w:rFonts w:ascii="Times New Roman" w:eastAsia="Times New Roman" w:hAnsi="Times New Roman" w:cs="Times New Roman"/>
+          <w:sz w:val="28"/>
+          <w:szCs w:val="28"/>
+        </w:rPr>
+        <w:t>Оценка работы ____________________</w:t>
+      </w:r>
+      <w:r>
+        <w:rPr>
+          <w:rFonts w:ascii="Times New Roman" w:eastAsia="Times New Roman" w:hAnsi="Times New Roman" w:cs="Times New Roman"/>
+          <w:sz w:val="28"/>
+          <w:szCs w:val="28"/>
+        </w:rPr>
+        <w:tab/>
+      </w:r>
+    </w:p>
+    <w:p>
+      <w:pPr>
+        <w:spacing w:after="0" w:line="240" w:lineRule="auto"/>
+        <w:ind w:left="4110" w:right="-284" w:firstLine="426"/>
+        <w:rPr>
+          <w:rFonts w:ascii="Times New Roman" w:eastAsia="Times New Roman" w:hAnsi="Times New Roman" w:cs="Times New Roman"/>
+          <w:sz w:val="28"/>
+          <w:szCs w:val="28"/>
+        </w:rPr>
+      </w:pPr>
+      <w:r>
+        <w:rPr>
+          <w:rFonts w:ascii="Times New Roman" w:eastAsia="Times New Roman" w:hAnsi="Times New Roman" w:cs="Times New Roman"/>
+          <w:sz w:val="28"/>
+          <w:szCs w:val="28"/>
+        </w:rPr>
+        <w:t>Руководитель от УрФУ Корнякова Е. М.</w:t>
+      </w:r>
+    </w:p>
+    <w:p>
+      <w:pPr>
+        <w:spacing w:after="0" w:line="240" w:lineRule="auto"/>
+        <w:jc w:val="center"/>
+        <w:rPr>
+          <w:rFonts w:ascii="Times New Roman" w:eastAsia="Times New Roman" w:hAnsi="Times New Roman" w:cs="Times New Roman"/>
+          <w:sz w:val="28"/>
+          <w:szCs w:val="28"/>
+        </w:rPr>
+      </w:pPr>
+    </w:p>
+    <w:p>
+      <w:pPr>
+        <w:spacing w:after="0" w:line="240" w:lineRule="auto"/>
+        <w:jc w:val="center"/>
+        <w:rPr>
+          <w:rFonts w:ascii="Times New Roman" w:eastAsia="Times New Roman" w:hAnsi="Times New Roman" w:cs="Times New Roman"/>
+          <w:sz w:val="28"/>
+          <w:szCs w:val="28"/>
+        </w:rPr>
+      </w:pPr>
+    </w:p>
+    <w:p>
+      <w:pPr>
+        <w:spacing w:after="0" w:line="240" w:lineRule="auto"/>
+        <w:jc w:val="center"/>
+        <w:rPr>
+          <w:rFonts w:ascii="Times New Roman" w:eastAsia="Times New Roman" w:hAnsi="Times New Roman" w:cs="Times New Roman"/>
+          <w:sz w:val="28"/>
+          <w:szCs w:val="28"/>
+        </w:rPr>
+      </w:pPr>
+    </w:p>
+    <w:p>
+      <w:pPr>
+        <w:spacing w:after="0" w:line="240" w:lineRule="auto"/>
+        <w:jc w:val="center"/>
+        <w:rPr>
+          <w:rFonts w:ascii="Times New Roman" w:eastAsia="Times New Roman" w:hAnsi="Times New Roman" w:cs="Times New Roman"/>
+          <w:sz w:val="28"/>
+          <w:szCs w:val="28"/>
+        </w:rPr>
+      </w:pPr>
+    </w:p>
+    <w:p>
+      <w:pPr>
+        <w:spacing w:after="0" w:line="240" w:lineRule="auto"/>
+        <w:jc w:val="center"/>
+        <w:rPr>
+          <w:rFonts w:ascii="Times New Roman" w:eastAsia="Times New Roman" w:hAnsi="Times New Roman" w:cs="Times New Roman"/>
+          <w:sz w:val="28"/>
+          <w:szCs w:val="28"/>
+        </w:rPr>
+      </w:pPr>
+      <w:r>
+        <w:rPr>
+          <w:rFonts w:ascii="Times New Roman" w:eastAsia="Times New Roman" w:hAnsi="Times New Roman" w:cs="Times New Roman"/>
+          <w:sz w:val="28"/>
+          <w:szCs w:val="28"/>
+        </w:rPr>
+        <w:t>Тема задания на практику</w:t>
+      </w:r>
+    </w:p>
+    <w:p>
+      <w:pPr>
+        <w:spacing w:after="0" w:line="240" w:lineRule="auto"/>
+        <w:jc w:val="center"/>
+        <w:rPr>
+          <w:rFonts w:ascii="Times New Roman" w:eastAsia="Times New Roman" w:hAnsi="Times New Roman" w:cs="Times New Roman"/>
+          <w:sz w:val="28"/>
+          <w:szCs w:val="28"/>
+        </w:rPr>
+      </w:pPr>
+    </w:p>
+    <w:p>
+      <w:pPr>
+        <w:spacing w:after="0" w:line="240" w:lineRule="auto"/>
+        <w:jc w:val="center"/>
+        <w:rPr>
+          <w:rFonts w:ascii="Times New Roman" w:eastAsia="Times New Roman" w:hAnsi="Times New Roman" w:cs="Times New Roman"/>
+          <w:sz w:val="28"/>
+          <w:szCs w:val="28"/>
+        </w:rPr>
+      </w:pPr>
       <w:r>
         <w:rPr>
           <w:rFonts w:ascii="Times New Roman" w:eastAsia="Times New Roman" w:hAnsi="Times New Roman" w:cs="Times New Roman"/>
           <w:b/>
           <w:bCs/>
-          <w:sz w:val="26"/>
-          <w:szCs w:val="26"/>
-        </w:rPr>
-        <w:t>УрФУ</w:t>
-      </w:r>
-      <w:proofErr w:type="spellEnd"/>
-      <w:r>
-        <w:rPr>
-          <w:rFonts w:ascii="Times New Roman" w:eastAsia="Times New Roman" w:hAnsi="Times New Roman" w:cs="Times New Roman"/>
-          <w:b/>
-          <w:bCs/>
-          <w:sz w:val="26"/>
-          <w:szCs w:val="26"/>
-        </w:rPr>
-        <w:t xml:space="preserve"> имени первого Президента России Б.Н. Ельцина»</w:t>
-      </w:r>
-    </w:p>
-    <w:p>
-      <w:pPr>
-        <w:spacing w:after="0" w:line="240" w:lineRule="auto"/>
-        <w:jc w:val="center"/>
-        <w:rPr>
-          <w:rFonts w:ascii="Times New Roman" w:eastAsia="Times New Roman" w:hAnsi="Times New Roman" w:cs="Times New Roman"/>
-          <w:sz w:val="26"/>
-          <w:szCs w:val="26"/>
-        </w:rPr>
-      </w:pPr>
-      <w:r>
-        <w:rPr>
-          <w:rFonts w:ascii="Times New Roman" w:eastAsia="Times New Roman" w:hAnsi="Times New Roman" w:cs="Times New Roman"/>
-          <w:sz w:val="26"/>
-          <w:szCs w:val="26"/>
-        </w:rPr>
-        <w:t>Кафедра «школа бакалавриата (школа)»</w:t>
-      </w:r>
-    </w:p>
-    <w:p>
-      <w:pPr>
-        <w:spacing w:after="0" w:line="240" w:lineRule="auto"/>
-        <w:jc w:val="center"/>
-        <w:rPr>
-          <w:rFonts w:ascii="Times New Roman" w:eastAsia="Times New Roman" w:hAnsi="Times New Roman" w:cs="Times New Roman"/>
-          <w:sz w:val="28"/>
-          <w:szCs w:val="28"/>
-        </w:rPr>
-      </w:pPr>
-    </w:p>
-    <w:p>
-      <w:pPr>
-        <w:spacing w:after="0" w:line="240" w:lineRule="auto"/>
-        <w:jc w:val="center"/>
-        <w:rPr>
-          <w:rFonts w:ascii="Times New Roman" w:eastAsia="Times New Roman" w:hAnsi="Times New Roman" w:cs="Times New Roman"/>
-          <w:sz w:val="28"/>
-          <w:szCs w:val="28"/>
-        </w:rPr>
-      </w:pPr>
-    </w:p>
-    <w:p>
-      <w:pPr>
-        <w:spacing w:after="0" w:line="240" w:lineRule="auto"/>
-        <w:jc w:val="center"/>
-        <w:rPr>
-          <w:rFonts w:ascii="Times New Roman" w:eastAsia="Times New Roman" w:hAnsi="Times New Roman" w:cs="Times New Roman"/>
-          <w:sz w:val="28"/>
-          <w:szCs w:val="28"/>
-        </w:rPr>
-      </w:pPr>
-    </w:p>
-    <w:p>
-      <w:pPr>
-        <w:spacing w:after="0" w:line="240" w:lineRule="auto"/>
-        <w:jc w:val="right"/>
-        <w:rPr>
-          <w:rFonts w:ascii="Times New Roman" w:eastAsia="Times New Roman" w:hAnsi="Times New Roman" w:cs="Times New Roman"/>
-          <w:sz w:val="28"/>
-          <w:szCs w:val="28"/>
-        </w:rPr>
-      </w:pPr>
-    </w:p>
-    <w:p>
-      <w:pPr>
-        <w:spacing w:after="0" w:line="240" w:lineRule="auto"/>
-        <w:jc w:val="right"/>
-        <w:rPr>
-          <w:rFonts w:ascii="Times New Roman" w:eastAsia="Times New Roman" w:hAnsi="Times New Roman" w:cs="Times New Roman"/>
-          <w:sz w:val="28"/>
-          <w:szCs w:val="28"/>
-        </w:rPr>
-      </w:pPr>
-    </w:p>
-    <w:p>
-      <w:pPr>
-        <w:spacing w:after="0" w:line="240" w:lineRule="auto"/>
-        <w:ind w:left="4110" w:right="-277" w:firstLine="435"/>
-        <w:rPr>
-          <w:rFonts w:ascii="Times New Roman" w:eastAsia="Times New Roman" w:hAnsi="Times New Roman" w:cs="Times New Roman"/>
-          <w:sz w:val="28"/>
-          <w:szCs w:val="28"/>
-        </w:rPr>
-      </w:pPr>
-      <w:r>
-        <w:rPr>
-          <w:rFonts w:ascii="Times New Roman" w:eastAsia="Times New Roman" w:hAnsi="Times New Roman" w:cs="Times New Roman"/>
-          <w:sz w:val="28"/>
-          <w:szCs w:val="28"/>
-        </w:rPr>
-        <w:t>Оценка работы ____________________</w:t>
-      </w:r>
-      <w:r>
-        <w:rPr>
-          <w:rFonts w:ascii="Times New Roman" w:eastAsia="Times New Roman" w:hAnsi="Times New Roman" w:cs="Times New Roman"/>
-          <w:sz w:val="28"/>
-          <w:szCs w:val="28"/>
-        </w:rPr>
-        <w:tab/>
-      </w:r>
-    </w:p>
-    <w:p>
-      <w:pPr>
-        <w:spacing w:after="0" w:line="240" w:lineRule="auto"/>
-        <w:ind w:left="4110" w:right="-284" w:firstLine="426"/>
-        <w:rPr>
-          <w:rFonts w:ascii="Times New Roman" w:eastAsia="Times New Roman" w:hAnsi="Times New Roman" w:cs="Times New Roman"/>
-          <w:sz w:val="28"/>
-          <w:szCs w:val="28"/>
-        </w:rPr>
-      </w:pPr>
-      <w:r>
-        <w:rPr>
-          <w:rFonts w:ascii="Times New Roman" w:eastAsia="Times New Roman" w:hAnsi="Times New Roman" w:cs="Times New Roman"/>
-          <w:sz w:val="28"/>
-          <w:szCs w:val="28"/>
-        </w:rPr>
-        <w:t xml:space="preserve">Руководитель от </w:t>
-      </w:r>
-      <w:proofErr w:type="spellStart"/>
-      <w:r>
-        <w:rPr>
-          <w:rFonts w:ascii="Times New Roman" w:eastAsia="Times New Roman" w:hAnsi="Times New Roman" w:cs="Times New Roman"/>
-          <w:sz w:val="28"/>
-          <w:szCs w:val="28"/>
-        </w:rPr>
-        <w:t>УрФУ</w:t>
-      </w:r>
-      <w:proofErr w:type="spellEnd"/>
-      <w:r>
-        <w:rPr>
-          <w:rFonts w:ascii="Times New Roman" w:eastAsia="Times New Roman" w:hAnsi="Times New Roman" w:cs="Times New Roman"/>
-          <w:sz w:val="28"/>
-          <w:szCs w:val="28"/>
-        </w:rPr>
-        <w:t xml:space="preserve"> Корнякова Е. М.</w:t>
-      </w:r>
-    </w:p>
-    <w:p>
-      <w:pPr>
-        <w:spacing w:after="0" w:line="240" w:lineRule="auto"/>
-        <w:jc w:val="center"/>
-        <w:rPr>
-          <w:rFonts w:ascii="Times New Roman" w:eastAsia="Times New Roman" w:hAnsi="Times New Roman" w:cs="Times New Roman"/>
-          <w:sz w:val="28"/>
-          <w:szCs w:val="28"/>
-        </w:rPr>
-      </w:pPr>
-    </w:p>
-    <w:p>
-      <w:pPr>
-        <w:spacing w:after="0" w:line="240" w:lineRule="auto"/>
-        <w:jc w:val="center"/>
-        <w:rPr>
-          <w:rFonts w:ascii="Times New Roman" w:eastAsia="Times New Roman" w:hAnsi="Times New Roman" w:cs="Times New Roman"/>
-          <w:sz w:val="28"/>
-          <w:szCs w:val="28"/>
-        </w:rPr>
-      </w:pPr>
-    </w:p>
-    <w:p>
-      <w:pPr>
-        <w:spacing w:after="0" w:line="240" w:lineRule="auto"/>
-        <w:jc w:val="center"/>
-        <w:rPr>
-          <w:rFonts w:ascii="Times New Roman" w:eastAsia="Times New Roman" w:hAnsi="Times New Roman" w:cs="Times New Roman"/>
-          <w:sz w:val="28"/>
-          <w:szCs w:val="28"/>
-        </w:rPr>
-      </w:pPr>
-    </w:p>
-    <w:p>
-      <w:pPr>
-        <w:spacing w:after="0" w:line="240" w:lineRule="auto"/>
-        <w:jc w:val="center"/>
-        <w:rPr>
-          <w:rFonts w:ascii="Times New Roman" w:eastAsia="Times New Roman" w:hAnsi="Times New Roman" w:cs="Times New Roman"/>
-          <w:sz w:val="28"/>
-          <w:szCs w:val="28"/>
-        </w:rPr>
-      </w:pPr>
-    </w:p>
-    <w:p>
-      <w:pPr>
-        <w:spacing w:after="0" w:line="240" w:lineRule="auto"/>
-        <w:jc w:val="center"/>
-        <w:rPr>
-          <w:rFonts w:ascii="Times New Roman" w:eastAsia="Times New Roman" w:hAnsi="Times New Roman" w:cs="Times New Roman"/>
-          <w:sz w:val="28"/>
-          <w:szCs w:val="28"/>
-        </w:rPr>
-      </w:pPr>
-      <w:r>
-        <w:rPr>
-          <w:rFonts w:ascii="Times New Roman" w:eastAsia="Times New Roman" w:hAnsi="Times New Roman" w:cs="Times New Roman"/>
-          <w:sz w:val="28"/>
-          <w:szCs w:val="28"/>
-        </w:rPr>
-        <w:t>Тема задания на практику</w:t>
-      </w:r>
-    </w:p>
-    <w:p>
-      <w:pPr>
-        <w:spacing w:after="0" w:line="240" w:lineRule="auto"/>
-        <w:jc w:val="center"/>
-        <w:rPr>
-          <w:rFonts w:ascii="Times New Roman" w:eastAsia="Times New Roman" w:hAnsi="Times New Roman" w:cs="Times New Roman"/>
-          <w:sz w:val="28"/>
-          <w:szCs w:val="28"/>
-        </w:rPr>
-      </w:pPr>
-    </w:p>
-    <w:p>
-      <w:pPr>
-        <w:spacing w:after="0" w:line="240" w:lineRule="auto"/>
-        <w:jc w:val="center"/>
-        <w:rPr>
-          <w:rFonts w:ascii="Times New Roman" w:eastAsia="Times New Roman" w:hAnsi="Times New Roman" w:cs="Times New Roman"/>
-          <w:sz w:val="28"/>
-          <w:szCs w:val="28"/>
-        </w:rPr>
-      </w:pPr>
-      <w:r>
-        <w:rPr>
-          <w:rFonts w:ascii="Times New Roman" w:eastAsia="Times New Roman" w:hAnsi="Times New Roman" w:cs="Times New Roman"/>
-          <w:b/>
-          <w:bCs/>
-          <w:sz w:val="28"/>
-          <w:szCs w:val="28"/>
-        </w:rPr>
-        <w:t>{</w:t>
-      </w:r>
-      <w:proofErr w:type="spellStart"/>
-      <w:r>
-        <w:rPr>
-          <w:rFonts w:ascii="Times New Roman" w:eastAsia="Times New Roman" w:hAnsi="Times New Roman" w:cs="Times New Roman"/>
-          <w:b/>
-          <w:bCs/>
-          <w:sz w:val="28"/>
-          <w:szCs w:val="28"/>
-        </w:rPr>
-        <w:t>practiceTopic</w:t>
-      </w:r>
-      <w:proofErr w:type="spellEnd"/>
-      <w:r>
-        <w:rPr>
-          <w:rFonts w:ascii="Times New Roman" w:eastAsia="Times New Roman" w:hAnsi="Times New Roman" w:cs="Times New Roman"/>
-          <w:b/>
-          <w:bCs/>
-          <w:sz w:val="28"/>
-          <w:szCs w:val="28"/>
-        </w:rPr>
-        <w:t>}</w:t>
+          <w:sz w:val="28"/>
+          <w:szCs w:val="28"/>
+        </w:rPr>
+        <w:t>{practiceTopic}</w:t>
       </w:r>
     </w:p>
     <w:p>
@@ -518,7 +456,6 @@
         </w:rPr>
         <w:t xml:space="preserve">Руководитель практики от предприятия (организации) </w:t>
       </w:r>
-      <w:proofErr w:type="spellStart"/>
       <w:r>
         <w:rPr>
           <w:rFonts w:ascii="Times New Roman" w:eastAsia="Times New Roman" w:hAnsi="Times New Roman" w:cs="Times New Roman"/>
@@ -526,17 +463,7 @@
           <w:szCs w:val="28"/>
           <w:u w:val="single"/>
         </w:rPr>
-        <w:t>Езуб</w:t>
-      </w:r>
-      <w:proofErr w:type="spellEnd"/>
-      <w:r>
-        <w:rPr>
-          <w:rFonts w:ascii="Times New Roman" w:eastAsia="Times New Roman" w:hAnsi="Times New Roman" w:cs="Times New Roman"/>
-          <w:sz w:val="28"/>
-          <w:szCs w:val="28"/>
-          <w:u w:val="single"/>
-        </w:rPr>
-        <w:t xml:space="preserve"> Антон Сергеевич</w:t>
+        <w:t>Езуб Антон Сергеевич</w:t>
       </w:r>
       <w:r>
         <w:rPr>
@@ -585,17 +512,7 @@
           <w:color w:val="000000"/>
           <w:vertAlign w:val="superscript"/>
         </w:rPr>
-        <w:t xml:space="preserve">ФИО руководителя                       </w:t>
-      </w:r>
-      <w:r>
-        <w:rPr>
-          <w:rFonts w:ascii="Times New Roman" w:eastAsia="Times New Roman" w:hAnsi="Times New Roman" w:cs="Times New Roman"/>
-          <w:b/>
-          <w:bCs/>
-          <w:color w:val="000000"/>
-          <w:vertAlign w:val="superscript"/>
-        </w:rPr>
-        <w:t xml:space="preserve">Подпись       </w:t>
+        <w:t xml:space="preserve">ФИО руководителя                       Подпись       </w:t>
       </w:r>
     </w:p>
     <w:p>
@@ -633,28 +550,7 @@
           <w:szCs w:val="28"/>
           <w:u w:val="single"/>
         </w:rPr>
-        <w:t>{</w:t>
-      </w:r>
-      <w:proofErr w:type="spellStart"/>
-      <w:proofErr w:type="gramStart"/>
-      <w:r>
-        <w:rPr>
-          <w:rFonts w:ascii="Times New Roman" w:eastAsia="Times New Roman" w:hAnsi="Times New Roman" w:cs="Times New Roman"/>
-          <w:sz w:val="28"/>
-          <w:szCs w:val="28"/>
-          <w:u w:val="single"/>
-        </w:rPr>
-        <w:t>studentFio</w:t>
-      </w:r>
-      <w:proofErr w:type="spellEnd"/>
-      <w:r>
-        <w:rPr>
-          <w:rFonts w:ascii="Times New Roman" w:eastAsia="Times New Roman" w:hAnsi="Times New Roman" w:cs="Times New Roman"/>
-          <w:sz w:val="28"/>
-          <w:szCs w:val="28"/>
-          <w:u w:val="single"/>
-        </w:rPr>
-        <w:t>}</w:t>
+        <w:t>{studentFio}</w:t>
       </w:r>
       <w:r>
         <w:rPr>
@@ -664,7 +560,6 @@
         </w:rPr>
         <w:t xml:space="preserve">   </w:t>
       </w:r>
-      <w:proofErr w:type="gramEnd"/>
       <w:r>
         <w:rPr>
           <w:rFonts w:ascii="Times New Roman" w:eastAsia="Times New Roman" w:hAnsi="Times New Roman" w:cs="Times New Roman"/>
@@ -766,69 +661,33 @@
           <w:sz w:val="26"/>
           <w:szCs w:val="26"/>
         </w:rPr>
-        <w:t>{</w:t>
-      </w:r>
-      <w:proofErr w:type="spellStart"/>
-      <w:r>
+        <w:t>{directionCode} {directionName}</w:t>
+      </w:r>
+    </w:p>
+    <w:p>
+      <w:pPr>
+        <w:spacing w:after="0" w:line="240" w:lineRule="auto"/>
         <w:rPr>
           <w:rFonts w:ascii="Times New Roman" w:eastAsia="Times New Roman" w:hAnsi="Times New Roman" w:cs="Times New Roman"/>
           <w:sz w:val="26"/>
           <w:szCs w:val="26"/>
         </w:rPr>
-        <w:t>specialty</w:t>
-      </w:r>
-      <w:proofErr w:type="spellEnd"/>
+      </w:pPr>
       <w:r>
         <w:rPr>
           <w:rFonts w:ascii="Times New Roman" w:eastAsia="Times New Roman" w:hAnsi="Times New Roman" w:cs="Times New Roman"/>
           <w:sz w:val="26"/>
           <w:szCs w:val="26"/>
         </w:rPr>
-        <w:t>}</w:t>
-      </w:r>
-    </w:p>
-    <w:p>
-      <w:pPr>
-        <w:spacing w:after="0" w:line="240" w:lineRule="auto"/>
+        <w:t xml:space="preserve">Группа </w:t>
+      </w:r>
+      <w:r>
         <w:rPr>
           <w:rFonts w:ascii="Times New Roman" w:eastAsia="Times New Roman" w:hAnsi="Times New Roman" w:cs="Times New Roman"/>
           <w:sz w:val="26"/>
           <w:szCs w:val="26"/>
         </w:rPr>
-      </w:pPr>
-      <w:r>
-        <w:rPr>
-          <w:rFonts w:ascii="Times New Roman" w:eastAsia="Times New Roman" w:hAnsi="Times New Roman" w:cs="Times New Roman"/>
-          <w:sz w:val="26"/>
-          <w:szCs w:val="26"/>
-        </w:rPr>
-        <w:t xml:space="preserve">Группа </w:t>
-      </w:r>
-      <w:r>
-        <w:rPr>
-          <w:rFonts w:ascii="Times New Roman" w:eastAsia="Times New Roman" w:hAnsi="Times New Roman" w:cs="Times New Roman"/>
-          <w:sz w:val="26"/>
-          <w:szCs w:val="26"/>
-        </w:rPr>
-        <w:t>{</w:t>
-      </w:r>
-      <w:proofErr w:type="spellStart"/>
-      <w:r>
-        <w:rPr>
-          <w:rFonts w:ascii="Times New Roman" w:eastAsia="Times New Roman" w:hAnsi="Times New Roman" w:cs="Times New Roman"/>
-          <w:sz w:val="26"/>
-          <w:szCs w:val="26"/>
-        </w:rPr>
-        <w:t>group</w:t>
-      </w:r>
-      <w:proofErr w:type="spellEnd"/>
-      <w:r>
-        <w:rPr>
-          <w:rFonts w:ascii="Times New Roman" w:eastAsia="Times New Roman" w:hAnsi="Times New Roman" w:cs="Times New Roman"/>
-          <w:sz w:val="26"/>
-          <w:szCs w:val="26"/>
-        </w:rPr>
-        <w:t>}</w:t>
+        <w:t>{group}</w:t>
       </w:r>
     </w:p>
     <w:p>
